--- a/final_documents/Angriff-1_Ransomware.docx
+++ b/final_documents/Angriff-1_Ransomware.docx
@@ -2951,7 +2951,7 @@
           <w:szCs w:val="20"/>
           <w:highlight w:val="none"/>
         </w:rPr>
-        <w:t xml:space="preserve">Schaden = (Gesamtreduktion </w:t>
+        <w:t xml:space="preserve">Schaden = (23 - Gesamtreduktion ____________) * 20.000 € = ____________ </w:t>
       </w:r>
       <w:r>
         <w:rPr>
@@ -2959,7 +2959,6 @@
           <w:szCs w:val="20"/>
           <w:highlight w:val="none"/>
         </w:rPr>
-        <w:t xml:space="preserve">____________ - 15) * 20.000 € = </w:t>
       </w:r>
       <w:r>
         <w:rPr>
@@ -2967,7 +2966,6 @@
           <w:szCs w:val="20"/>
           <w:highlight w:val="none"/>
         </w:rPr>
-        <w:t xml:space="preserve">____________ </w:t>
       </w:r>
       <w:r>
         <w:rPr>

--- a/final_documents/Angriff-1_Ransomware.docx
+++ b/final_documents/Angriff-1_Ransomware.docx
@@ -2065,7 +2065,7 @@
                 <w:highlight w:val="none"/>
                 <w:lang w:val="de-DE"/>
               </w:rPr>
-              <w:t xml:space="preserve">+2</w:t>
+              <w:t>+6</w:t>
             </w:r>
             <w:r>
               <w:rPr>
@@ -2267,7 +2267,7 @@
                 <w:highlight w:val="none"/>
                 <w:lang w:val="de-DE"/>
               </w:rPr>
-              <w:t xml:space="preserve">+2</w:t>
+              <w:t>+6</w:t>
             </w:r>
             <w:r>
               <w:rPr>
@@ -2510,7 +2510,7 @@
                 <w:highlight w:val="none"/>
                 <w:lang w:val="de-DE"/>
               </w:rPr>
-              <w:t xml:space="preserve">+1</w:t>
+              <w:t>+3</w:t>
             </w:r>
             <w:r>
               <w:rPr>
@@ -2799,7 +2799,7 @@
           <w:sz w:val="20"/>
           <w:szCs w:val="20"/>
         </w:rPr>
-        <w:t xml:space="preserve">Gesamtreduktion ≤ 15 → Eure Maßnahmen reichen nicht aus, der Angriff setzt sich durch. Schaden: 160.000 €. KZ: −6.</w:t>
+        <w:t>Gesamtreduktion ≤ 23 → Eure Maßnahmen reichen nicht aus, der Angriff setzt sich durch. Schaden: 160.000 €. KZ: −6.</w:t>
       </w:r>
       <w:r>
         <w:rPr>
@@ -2857,7 +2857,7 @@
           <w:sz w:val="20"/>
           <w:szCs w:val="20"/>
         </w:rPr>
-        <w:t xml:space="preserve">Gesamtreduktion ≥ 23 → Ihr wehrt den Angriff vollständig ab. Schaden: 0 €. KZ: +10.</w:t>
+        <w:t>Gesamtreduktion ≥ 31 → Ihr wehrt den Angriff vollständig ab. Schaden: 0 €. KZ: +10.</w:t>
       </w:r>
       <w:r>
         <w:rPr>
@@ -2912,7 +2912,7 @@
           <w:szCs w:val="20"/>
           <w:highlight w:val="none"/>
         </w:rPr>
-        <w:t xml:space="preserve">Gesamtreduktion 16–22 → Ihr mindert die Auswirkungen teilweise. Berechnet Schaden und KZ:</w:t>
+        <w:t>Gesamtreduktion 24–30 → Ihr mindert die Auswirkungen teilweise. Berechnet Schaden und KZ:</w:t>
       </w:r>
       <w:r>
         <w:rPr>
@@ -2951,7 +2951,7 @@
           <w:szCs w:val="20"/>
           <w:highlight w:val="none"/>
         </w:rPr>
-        <w:t xml:space="preserve">Schaden = (23 - Gesamtreduktion ____________) * 20.000 € = ____________ </w:t>
+        <w:t xml:space="preserve">Schaden = (31 - Gesamtreduktion ____________) * 20.000 € = ____________ </w:t>
       </w:r>
       <w:r>
         <w:rPr>
@@ -3022,7 +3022,7 @@
           <w:szCs w:val="20"/>
           <w:highlight w:val="none"/>
         </w:rPr>
-        <w:t xml:space="preserve">____________ - 15)</w:t>
+        <w:t>____________ - 23)</w:t>
       </w:r>
       <w:r>
         <w:rPr>

--- a/final_documents/Angriff-1_Ransomware.docx
+++ b/final_documents/Angriff-1_Ransomware.docx
@@ -60,7 +60,7 @@
           <w:sz w:val="20"/>
           <w:szCs w:val="20"/>
         </w:rPr>
-        <w:t xml:space="preserve">Ein Mitarbeiter hat auf eine gefälschte E-Mail geklickt – die Angreifer versuchen, Ransomware zu platzieren, die Daten verschlüsselt und ggf. exfiltriert, um anschließend Lösegeld zu erpressen. Ob die Verschlüsselung tatsächlich gelingt und wie stark die Au</w:t>
+        <w:t>Ein Mitarbeiter hat auf eine gefälschte E-Mail geklickt. Die Angreifer versuchen, Ransomware zu platzieren, die Daten verschlüsselt und ggf. exfiltriert, um anschließend Lösegeld zu erpressen. Ob die Verschlüsselung tatsächlich gelingt und wie stark die Au</w:t>
       </w:r>
       <w:r>
         <w:rPr>
@@ -1602,7 +1602,6 @@
           <w:szCs w:val="20"/>
           <w:highlight w:val="none"/>
         </w:rPr>
-        <w:t xml:space="preserve">An</w:t>
       </w:r>
       <w:r>
         <w:rPr>

--- a/final_documents/Angriff-1_Ransomware.docx
+++ b/final_documents/Angriff-1_Ransomware.docx
@@ -2911,7 +2911,7 @@
           <w:szCs w:val="20"/>
           <w:highlight w:val="none"/>
         </w:rPr>
-        <w:t>Gesamtreduktion 24–30 → Ihr mindert die Auswirkungen teilweise. Berechnet Schaden und KZ:</w:t>
+        <w:t>Gesamtreduktion &gt; 23 und &lt; 31 → Ihr mindert die Auswirkungen teilweise. Berechnet Schaden und KZ:</w:t>
       </w:r>
       <w:r>
         <w:rPr>
